--- a/eng/docx/32.content.docx
+++ b/eng/docx/32.content.docx
@@ -525,20 +525,43 @@
         <w:rPr>
           <w:lang w:val="en_US" w:bidi="en_US"/>
         </w:rPr>
-        <w:t>Jonah, son of Amittai, was a prophet from Gath Hepher, a village in the northern kingdom of Israel (2 Kings 14:25). This book tells about what happened to Jonah. It tells how Yahweh shows mercy and grace to Gentiles. It also tells how the Ninevites repented and called out to Yahweh for mercy. (See: [[rc://</w:t>
-      </w:r>
-      <w:r>
-        <w:rPr>
-          <w:i/>
-          <w:lang w:val="en_US" w:bidi="en_US"/>
-        </w:rPr>
-        <w:t>/tw/dict/bible/kt/mercy]]; [[rc://</w:t>
-      </w:r>
-      <w:r>
-        <w:rPr>
-          <w:lang w:val="en_US" w:bidi="en_US"/>
-        </w:rPr>
-        <w:t>/tw/dict/bible/kt/grace]]; and [[rc://*/tw/dict/bible/kt/repent]])</w:t>
+        <w:t xml:space="preserve">Jonah, son of Amittai, was a prophet from Gath Hepher, a village in the northern kingdom of Israel (2 Kings 14:25). This book tells about what happened to Jonah. It tells how Yahweh shows mercy and grace to Gentiles. It also tells how the Ninevites repented and called out to Yahweh for mercy. (See: </w:t>
+      </w:r>
+      <w:r>
+        <w:rPr>
+          <w:lang w:val="en_US" w:bidi="en_US"/>
+        </w:rPr>
+        <w:t>mercy, merciful</w:t>
+      </w:r>
+      <w:r>
+        <w:rPr>
+          <w:lang w:val="en_US" w:bidi="en_US"/>
+        </w:rPr>
+        <w:t xml:space="preserve">; </w:t>
+      </w:r>
+      <w:r>
+        <w:rPr>
+          <w:lang w:val="en_US" w:bidi="en_US"/>
+        </w:rPr>
+        <w:t>grace, gracious</w:t>
+      </w:r>
+      <w:r>
+        <w:rPr>
+          <w:lang w:val="en_US" w:bidi="en_US"/>
+        </w:rPr>
+        <w:t xml:space="preserve">; and </w:t>
+      </w:r>
+      <w:r>
+        <w:rPr>
+          <w:lang w:val="en_US" w:bidi="en_US"/>
+        </w:rPr>
+        <w:t>repent, repentance</w:t>
+      </w:r>
+      <w:r>
+        <w:rPr>
+          <w:lang w:val="en_US" w:bidi="en_US"/>
+        </w:rPr>
+        <w:t>)</w:t>
       </w:r>
       <w:r>
         <w:rPr>
@@ -782,7 +805,19 @@
         <w:rPr>
           <w:lang w:val="en_US" w:bidi="en_US"/>
         </w:rPr>
-        <w:t>Some scholars think that the Assyrians started worshiping Yahweh alone. However, most scholars think that they continued to worship other false gods, perhaps after a brief time of worshiping Yahweh. (See: [[rc://*/tw/dict/bible/kt/falsegod]])</w:t>
+        <w:t xml:space="preserve">Some scholars think that the Assyrians started worshiping Yahweh alone. However, most scholars think that they continued to worship other false gods, perhaps after a brief time of worshiping Yahweh. (See: </w:t>
+      </w:r>
+      <w:r>
+        <w:rPr>
+          <w:lang w:val="en_US" w:bidi="en_US"/>
+        </w:rPr>
+        <w:t>god, false god, goddess, idol, idolater, idolatrous, idolatry</w:t>
+      </w:r>
+      <w:r>
+        <w:rPr>
+          <w:lang w:val="en_US" w:bidi="en_US"/>
+        </w:rPr>
+        <w:t>)</w:t>
       </w:r>
       <w:r>
         <w:rPr>
@@ -897,7 +932,19 @@
         <w:rPr>
           <w:lang w:val="en_US" w:bidi="en_US"/>
         </w:rPr>
-        <w:t>In verse 1:17, there is the mention of “a great fish.” It may be difficult to imagine a sea creature big enough to swallow a man whole, and we do not know what kind of creature this was. Jonah then survives for three days and nights inside the fish. This is something that God made to happen. Translators should not try to explain miraculous events in an attempt to make them easier to understand. (See: [[rc://*/tw/dict/bible/kt/miracle]])</w:t>
+        <w:t xml:space="preserve">In verse 1:17, there is the mention of “a great fish.” It may be difficult to imagine a sea creature big enough to swallow a man whole, and we do not know what kind of creature this was. Jonah then survives for three days and nights inside the fish. This is something that God made to happen. Translators should not try to explain miraculous events in an attempt to make them easier to understand. (See: </w:t>
+      </w:r>
+      <w:r>
+        <w:rPr>
+          <w:lang w:val="en_US" w:bidi="en_US"/>
+        </w:rPr>
+        <w:t>miracle, wonder, sign</w:t>
+      </w:r>
+      <w:r>
+        <w:rPr>
+          <w:lang w:val="en_US" w:bidi="en_US"/>
+        </w:rPr>
+        <w:t>)</w:t>
       </w:r>
       <w:r>
         <w:rPr>
@@ -960,20 +1007,43 @@
         <w:rPr>
           <w:lang w:val="en_US" w:bidi="en_US"/>
         </w:rPr>
-        <w:t>; [[rc://</w:t>
-      </w:r>
-      <w:r>
-        <w:rPr>
-          <w:i/>
-          <w:lang w:val="en_US" w:bidi="en_US"/>
-        </w:rPr>
-        <w:t>/tw/dict/bible/kt/prophet]]; and [[rc://</w:t>
-      </w:r>
-      <w:r>
-        <w:rPr>
-          <w:lang w:val="en_US" w:bidi="en_US"/>
-        </w:rPr>
-        <w:t>/tw/dict/bible/kt/willofgod]]; and [[rc://*/tw/dict/bible/kt/faith]])</w:t>
+        <w:t xml:space="preserve">; </w:t>
+      </w:r>
+      <w:r>
+        <w:rPr>
+          <w:lang w:val="en_US" w:bidi="en_US"/>
+        </w:rPr>
+        <w:t>prophet, prophecy, prophesy, seer, prophetess</w:t>
+      </w:r>
+      <w:r>
+        <w:rPr>
+          <w:lang w:val="en_US" w:bidi="en_US"/>
+        </w:rPr>
+        <w:t xml:space="preserve">; and </w:t>
+      </w:r>
+      <w:r>
+        <w:rPr>
+          <w:lang w:val="en_US" w:bidi="en_US"/>
+        </w:rPr>
+        <w:t>will of God</w:t>
+      </w:r>
+      <w:r>
+        <w:rPr>
+          <w:lang w:val="en_US" w:bidi="en_US"/>
+        </w:rPr>
+        <w:t xml:space="preserve">; and </w:t>
+      </w:r>
+      <w:r>
+        <w:rPr>
+          <w:lang w:val="en_US" w:bidi="en_US"/>
+        </w:rPr>
+        <w:t>faith</w:t>
+      </w:r>
+      <w:r>
+        <w:rPr>
+          <w:lang w:val="en_US" w:bidi="en_US"/>
+        </w:rPr>
+        <w:t>)</w:t>
       </w:r>
       <w:r>
         <w:rPr>
@@ -1008,7 +1078,19 @@
         <w:rPr>
           <w:lang w:val="en_US" w:bidi="en_US"/>
         </w:rPr>
-        <w:t>People in the ancient Near East saw the sea as chaotic, and they did not trust it. Some of the gods they worshiped were gods of the sea. Jonah’s people, the Hebrews, feared the sea greatly. However, Jonah’s fear of the sea was not enough to keep him from sailing on a ship to avoid doing what Yahweh commanded. (See: [[rc://*/tw/dict/bible/kt/fear]])</w:t>
+        <w:t xml:space="preserve">People in the ancient Near East saw the sea as chaotic, and they did not trust it. Some of the gods they worshiped were gods of the sea. Jonah’s people, the Hebrews, feared the sea greatly. However, Jonah’s fear of the sea was not enough to keep him from sailing on a ship to avoid doing what Yahweh commanded. (See: </w:t>
+      </w:r>
+      <w:r>
+        <w:rPr>
+          <w:lang w:val="en_US" w:bidi="en_US"/>
+        </w:rPr>
+        <w:t>fear, afraid, frighten</w:t>
+      </w:r>
+      <w:r>
+        <w:rPr>
+          <w:lang w:val="en_US" w:bidi="en_US"/>
+        </w:rPr>
+        <w:t>)</w:t>
       </w:r>
       <w:r>
         <w:rPr>
@@ -13268,7 +13350,19 @@
         <w:rPr>
           <w:lang w:val="en_US" w:bidi="en_US"/>
         </w:rPr>
-        <w:t>According to the king’s proclamation, the animals had to participate in the fast which he had ordered. This was unusual and probably indicates that the king wanted God to see that all of Nineveh was taking his proclamation of destruction very seriously. There is nothing in the law of Moses that instructed the people to have their animals participate in fasting. (See: [[rc://*/tw/dict/bible/kt/lawofmoses]])</w:t>
+        <w:t xml:space="preserve">According to the king’s proclamation, the animals had to participate in the fast which he had ordered. This was unusual and probably indicates that the king wanted God to see that all of Nineveh was taking his proclamation of destruction very seriously. There is nothing in the law of Moses that instructed the people to have their animals participate in fasting. (See: </w:t>
+      </w:r>
+      <w:r>
+        <w:rPr>
+          <w:lang w:val="en_US" w:bidi="en_US"/>
+        </w:rPr>
+        <w:t>law, law of Moses, law of Yahweh, law of God</w:t>
+      </w:r>
+      <w:r>
+        <w:rPr>
+          <w:lang w:val="en_US" w:bidi="en_US"/>
+        </w:rPr>
+        <w:t>)</w:t>
       </w:r>
       <w:r>
         <w:rPr>
@@ -17989,7 +18083,19 @@
         <w:rPr>
           <w:lang w:val="en_US" w:bidi="en_US"/>
         </w:rPr>
-        <w:t>Jonah continues the narrative and brings the book to an unusual conclusion, ending it with a question from God. This emphasizes that the book is not really about Jonah. It is about God’s desire to be merciful to everyone, whether Jew or Gentile. (See: [[rc://*/tw/dict/bible/kt/mercy]])</w:t>
+        <w:t xml:space="preserve">Jonah continues the narrative and brings the book to an unusual conclusion, ending it with a question from God. This emphasizes that the book is not really about Jonah. It is about God’s desire to be merciful to everyone, whether Jew or Gentile. (See: </w:t>
+      </w:r>
+      <w:r>
+        <w:rPr>
+          <w:lang w:val="en_US" w:bidi="en_US"/>
+        </w:rPr>
+        <w:t>mercy, merciful</w:t>
+      </w:r>
+      <w:r>
+        <w:rPr>
+          <w:lang w:val="en_US" w:bidi="en_US"/>
+        </w:rPr>
+        <w:t>)</w:t>
       </w:r>
       <w:r>
         <w:rPr>
@@ -18040,20 +18146,31 @@
         <w:rPr>
           <w:lang w:val="en_US" w:bidi="en_US"/>
         </w:rPr>
-        <w:t>According to the law of Moses, a prophet must prophesy what Yahweh tells him to prophesy, and his words must come true. If that did not happen, the penalty was death, because that unfulfilled prophecy shows that the man was not a real prophet. But when Jonah told the city of Nineveh that it was going to be destroyed in 40 days, it did not happen at that time. This is because God reserves the right to be merciful. (See: [[rc://</w:t>
-      </w:r>
-      <w:r>
-        <w:rPr>
-          <w:i/>
-          <w:lang w:val="en_US" w:bidi="en_US"/>
-        </w:rPr>
-        <w:t>/tw/dict/bible/kt/prophet]]; and [[rc://</w:t>
-      </w:r>
-      <w:r>
-        <w:rPr>
-          <w:lang w:val="en_US" w:bidi="en_US"/>
-        </w:rPr>
-        <w:t>/tw/dict/bible/kt/lawofmoses]])</w:t>
+        <w:t xml:space="preserve">According to the law of Moses, a prophet must prophesy what Yahweh tells him to prophesy, and his words must come true. If that did not happen, the penalty was death, because that unfulfilled prophecy shows that the man was not a real prophet. But when Jonah told the city of Nineveh that it was going to be destroyed in 40 days, it did not happen at that time. This is because God reserves the right to be merciful. (See: </w:t>
+      </w:r>
+      <w:r>
+        <w:rPr>
+          <w:lang w:val="en_US" w:bidi="en_US"/>
+        </w:rPr>
+        <w:t>prophet, prophecy, prophesy, seer, prophetess</w:t>
+      </w:r>
+      <w:r>
+        <w:rPr>
+          <w:lang w:val="en_US" w:bidi="en_US"/>
+        </w:rPr>
+        <w:t xml:space="preserve">; and </w:t>
+      </w:r>
+      <w:r>
+        <w:rPr>
+          <w:lang w:val="en_US" w:bidi="en_US"/>
+        </w:rPr>
+        <w:t>law, law of Moses, law of Yahweh, law of God</w:t>
+      </w:r>
+      <w:r>
+        <w:rPr>
+          <w:lang w:val="en_US" w:bidi="en_US"/>
+        </w:rPr>
+        <w:t>)</w:t>
       </w:r>
       <w:r>
         <w:rPr>
@@ -18158,7 +18275,19 @@
         <w:rPr>
           <w:lang w:val="en_US" w:bidi="en_US"/>
         </w:rPr>
-        <w:t>When Jonah went outside the city, he got very hot; God graciously provided some relief through the plant. God was trying to teach Jonah that he is a merciful God through this object lesson. (See: [[rc://*/tw/dict/bible/kt/grace]])</w:t>
+        <w:t xml:space="preserve">When Jonah went outside the city, he got very hot; God graciously provided some relief through the plant. God was trying to teach Jonah that he is a merciful God through this object lesson. (See: </w:t>
+      </w:r>
+      <w:r>
+        <w:rPr>
+          <w:lang w:val="en_US" w:bidi="en_US"/>
+        </w:rPr>
+        <w:t>grace, gracious</w:t>
+      </w:r>
+      <w:r>
+        <w:rPr>
+          <w:lang w:val="en_US" w:bidi="en_US"/>
+        </w:rPr>
+        <w:t>)</w:t>
       </w:r>
       <w:r>
         <w:rPr>
